--- a/templates/allegato6.docx
+++ b/templates/allegato6.docx
@@ -1,6 +1,6 @@
 
 <file path=word/document.xml><?xml version="1.0" encoding="utf-8"?>
-<w:document xmlns:wpc="http://schemas.microsoft.com/office/word/2010/wordprocessingCanvas" xmlns:cx="http://schemas.microsoft.com/office/drawing/2014/chartex" xmlns:cx1="http://schemas.microsoft.com/office/drawing/2015/9/8/chartex" xmlns:cx2="http://schemas.microsoft.com/office/drawing/2015/10/21/chartex" xmlns:cx3="http://schemas.microsoft.com/office/drawing/2016/5/9/chartex" xmlns:cx4="http://schemas.microsoft.com/office/drawing/2016/5/10/chartex" xmlns:cx5="http://schemas.microsoft.com/office/drawing/2016/5/11/chartex" xmlns:cx6="http://schemas.microsoft.com/office/drawing/2016/5/12/chartex" xmlns:cx7="http://schemas.microsoft.com/office/drawing/2016/5/13/chartex" xmlns:cx8="http://schemas.microsoft.com/office/drawing/2016/5/14/chartex" xmlns:mc="http://schemas.openxmlformats.org/markup-compatibility/2006" xmlns:aink="http://schemas.microsoft.com/office/drawing/2016/ink" xmlns:am3d="http://schemas.microsoft.com/office/drawing/2017/model3d" xmlns:o="urn:schemas-microsoft-com:office:office" xmlns:oel="http://schemas.microsoft.com/office/2019/extlst" xmlns:r="http://schemas.openxmlformats.org/officeDocument/2006/relationships" xmlns:m="http://schemas.openxmlformats.org/officeDocument/2006/math" xmlns:v="urn:schemas-microsoft-com:vml" xmlns:wp14="http://schemas.microsoft.com/office/word/2010/wordprocessingDrawing" xmlns:wp="http://schemas.openxmlformats.org/drawingml/2006/wordprocessingDrawing" xmlns:w10="urn:schemas-microsoft-com:office:word" xmlns:w="http://schemas.openxmlformats.org/wordprocessingml/2006/main" xmlns:w14="http://schemas.microsoft.com/office/word/2010/wordml" xmlns:w15="http://schemas.microsoft.com/office/word/2012/wordml" xmlns:w16cex="http://schemas.microsoft.com/office/word/2018/wordml/cex" xmlns:w16cid="http://schemas.microsoft.com/office/word/2016/wordml/cid" xmlns:w16="http://schemas.microsoft.com/office/word/2018/wordml" xmlns:w16du="http://schemas.microsoft.com/office/word/2023/wordml/word16du" xmlns:w16sdtdh="http://schemas.microsoft.com/office/word/2020/wordml/sdtdatahash" xmlns:w16sdtfl="http://schemas.microsoft.com/office/word/2024/wordml/sdtformatlock" xmlns:w16se="http://schemas.microsoft.com/office/word/2015/wordml/symex" xmlns:wpg="http://schemas.microsoft.com/office/word/2010/wordprocessingGroup" xmlns:wpi="http://schemas.microsoft.com/office/word/2010/wordprocessingInk" xmlns:wne="http://schemas.microsoft.com/office/word/2006/wordml" xmlns:wps="http://schemas.microsoft.com/office/word/2010/wordprocessingShape" mc:Ignorable="w14 w15 w16se w16cid w16 w16cex w16sdtdh w16sdtfl w16du wp14">
+<w:document xmlns:wpc="http://schemas.microsoft.com/office/word/2010/wordprocessingCanvas" xmlns:cx="http://schemas.microsoft.com/office/drawing/2014/chartex" xmlns:cx1="http://schemas.microsoft.com/office/drawing/2015/9/8/chartex" xmlns:cx2="http://schemas.microsoft.com/office/drawing/2015/10/21/chartex" xmlns:cx3="http://schemas.microsoft.com/office/drawing/2016/5/9/chartex" xmlns:cx4="http://schemas.microsoft.com/office/drawing/2016/5/10/chartex" xmlns:cx5="http://schemas.microsoft.com/office/drawing/2016/5/11/chartex" xmlns:cx6="http://schemas.microsoft.com/office/drawing/2016/5/12/chartex" xmlns:cx7="http://schemas.microsoft.com/office/drawing/2016/5/13/chartex" xmlns:cx8="http://schemas.microsoft.com/office/drawing/2016/5/14/chartex" xmlns:mc="http://schemas.openxmlformats.org/markup-compatibility/2006" xmlns:aink="http://schemas.microsoft.com/office/drawing/2016/ink" xmlns:am3d="http://schemas.microsoft.com/office/drawing/2017/model3d" xmlns:o="urn:schemas-microsoft-com:office:office" xmlns:oel="http://schemas.microsoft.com/office/2019/extlst" xmlns:r="http://schemas.openxmlformats.org/officeDocument/2006/relationships" xmlns:m="http://schemas.openxmlformats.org/officeDocument/2006/math" xmlns:v="urn:schemas-microsoft-com:vml" xmlns:wp14="http://schemas.microsoft.com/office/word/2010/wordprocessingDrawing" xmlns:wp="http://schemas.openxmlformats.org/drawingml/2006/wordprocessingDrawing" xmlns:w10="urn:schemas-microsoft-com:office:word" xmlns:w="http://schemas.openxmlformats.org/wordprocessingml/2006/main" xmlns:w14="http://schemas.microsoft.com/office/word/2010/wordml" xmlns:w15="http://schemas.microsoft.com/office/word/2012/wordml" xmlns:w16cex="http://schemas.microsoft.com/office/word/2018/wordml/cex" xmlns:w16cid="http://schemas.microsoft.com/office/word/2016/wordml/cid" xmlns:w16="http://schemas.microsoft.com/office/word/2018/wordml" xmlns:w16sdtdh="http://schemas.microsoft.com/office/word/2020/wordml/sdtdatahash" xmlns:w16se="http://schemas.microsoft.com/office/word/2015/wordml/symex" xmlns:wpg="http://schemas.microsoft.com/office/word/2010/wordprocessingGroup" xmlns:wpi="http://schemas.microsoft.com/office/word/2010/wordprocessingInk" xmlns:wne="http://schemas.microsoft.com/office/word/2006/wordml" xmlns:wps="http://schemas.microsoft.com/office/word/2010/wordprocessingShape" mc:Ignorable="w14 w15 w16se w16cid w16 w16cex w16sdtdh wp14">
   <w:body>
     <w:tbl>
       <w:tblPr>
@@ -872,7 +872,7 @@
               </wp:anchor>
             </w:drawing>
           </mc:Choice>
-          <mc:Fallback>
+          <mc:Fallback xmlns:w16sdtfl="http://schemas.microsoft.com/office/word/2024/wordml/sdtformatlock" xmlns:w16du="http://schemas.microsoft.com/office/word/2023/wordml/word16du">
             <w:pict>
               <v:shape w14:anchorId="1A6DAD5B" id="Graphic 3" o:spid="_x0000_s1026" style="position:absolute;margin-left:26.9pt;margin-top:-6.55pt;width:555pt;height:564.45pt;z-index:-15869952;visibility:visible;mso-wrap-style:square;mso-wrap-distance-left:0;mso-wrap-distance-top:0;mso-wrap-distance-right:0;mso-wrap-distance-bottom:0;mso-position-horizontal:absolute;mso-position-horizontal-relative:page;mso-position-vertical:absolute;mso-position-vertical-relative:text;v-text-anchor:top" coordsize="7048500,7168515" o:gfxdata="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" path="m36563,l,,,9144r36563,l36563,xem7030199,327787r-9131,l7021068,7140956r-6984492,l36576,327787r-12192,l24384,7140956r-12192,l12192,327787,,327787,,7140956r,9144l7021068,7150100r9131,l7030199,7140956r,-6813169xem7030199,298716r-9131,l36576,298716r,-269760l36576,27432r-13,-9144l,18288r,9144l,28956,,298704r,28956l12192,327660r,-28956l12192,28956r,-1524l24384,27432r,1524l24384,298704r,28956l36576,327660r,-1524l7021068,326136r,1524l7030199,327660r,-1524l7030199,316992r-9131,l36576,316992r,-9144l7021068,307848r9131,l7030199,298716xem7030199,18288r-9131,l36576,18288r,9144l7021068,27432r,1524l7021068,298704r9131,l7030199,28956r,-1524l7030199,18288xem7048500,7159244r-13,-18288l7048487,327787r-9131,l7039356,7140956r,18288l7021068,7159244,,7159244r,9144l7021068,7168388r18288,l7048487,7168388r13,-9144xem7048500,r-9144,l7021068,,36576,r,9144l7021068,9144r18288,l7039356,28956r,269748l7039356,326136r,1524l7048487,327660r,-1524l7048487,298704r,-269748l7048487,9144,7048500,xe" fillcolor="black" stroked="f">
                 <v:path arrowok="t"/>
@@ -6182,7 +6182,27 @@
                 <w:w w:val="85"/>
                 <w:sz w:val="16"/>
               </w:rPr>
-              <w:t>-id, dati pseudonimizzati, ecc.).</w:t>
+              <w:t xml:space="preserve">-id, dati </w:t>
+            </w:r>
+            <w:proofErr w:type="spellStart"/>
+            <w:r>
+              <w:rPr>
+                <w:rFonts w:ascii="Verdana" w:hAnsi="Verdana"/>
+                <w:i/>
+                <w:w w:val="85"/>
+                <w:sz w:val="16"/>
+              </w:rPr>
+              <w:t>pseudonimizzati</w:t>
+            </w:r>
+            <w:proofErr w:type="spellEnd"/>
+            <w:r>
+              <w:rPr>
+                <w:rFonts w:ascii="Verdana" w:hAnsi="Verdana"/>
+                <w:i/>
+                <w:w w:val="85"/>
+                <w:sz w:val="16"/>
+              </w:rPr>
+              <w:t>, ecc.).</w:t>
             </w:r>
           </w:p>
           <w:p>
@@ -16257,77 +16277,44 @@
       </w:pPr>
       <w:r>
         <w:rPr>
-          <w:w w:val="80"/>
-          <w:sz w:val="16"/>
-        </w:rPr>
-        <w:t>1°</w:t>
-      </w:r>
-      <w:r>
-        <w:rPr>
-          <w:spacing w:val="-9"/>
-          <w:sz w:val="16"/>
-        </w:rPr>
-        <w:t xml:space="preserve"> </w:t>
-      </w:r>
-      <w:r>
-        <w:rPr>
           <w:spacing w:val="-2"/>
           <w:sz w:val="16"/>
         </w:rPr>
-        <w:t>Riporto</w:t>
-      </w:r>
-      <w:r>
-        <w:rPr>
-          <w:sz w:val="16"/>
-        </w:rPr>
-        <w:tab/>
-        <w:t>Responsabile</w:t>
-      </w:r>
-      <w:r>
-        <w:rPr>
-          <w:spacing w:val="-3"/>
-          <w:sz w:val="16"/>
-        </w:rPr>
-        <w:t xml:space="preserve"> </w:t>
-      </w:r>
-      <w:r>
-        <w:rPr>
-          <w:sz w:val="16"/>
-        </w:rPr>
-        <w:t>primo</w:t>
+        <w:t xml:space="preserve">Paolo Sigismondi - </w:t>
       </w:r>
       <w:r>
         <w:rPr>
           <w:spacing w:val="-2"/>
           <w:sz w:val="16"/>
         </w:rPr>
-        <w:t xml:space="preserve"> </w:t>
-      </w:r>
-      <w:r>
-        <w:rPr>
+        <w:t xml:space="preserve">1° </w:t>
+      </w:r>
+      <w:r>
+        <w:rPr>
+          <w:spacing w:val="-2"/>
           <w:sz w:val="16"/>
         </w:rPr>
-        <w:t>riporto</w:t>
-      </w:r>
-      <w:r>
-        <w:rPr>
-          <w:spacing w:val="-5"/>
+        <w:t>Riporto</w:t>
+      </w:r>
+      <w:r>
+        <w:rPr>
           <w:sz w:val="16"/>
         </w:rPr>
-        <w:t xml:space="preserve"> </w:t>
-      </w:r>
-      <w:r>
-        <w:rPr>
+        <w:tab/>
+      </w:r>
+      <w:r>
+        <w:rPr>
+          <w:spacing w:val="-2"/>
           <w:sz w:val="16"/>
         </w:rPr>
-        <w:t>di</w:t>
-      </w:r>
-      <w:r>
-        <w:rPr>
-          <w:spacing w:val="-5"/>
+        <w:t xml:space="preserve">1° </w:t>
+      </w:r>
+      <w:r>
+        <w:rPr>
+          <w:spacing w:val="-2"/>
           <w:sz w:val="16"/>
         </w:rPr>
-        <w:t xml:space="preserve"> PR</w:t>
+        <w:t>Riporto</w:t>
       </w:r>
     </w:p>
     <w:p>
@@ -17020,7 +17007,7 @@
 </file>
 
 <file path=word/endnotes.xml><?xml version="1.0" encoding="utf-8"?>
-<w:endnotes xmlns:wpc="http://schemas.microsoft.com/office/word/2010/wordprocessingCanvas" xmlns:cx="http://schemas.microsoft.com/office/drawing/2014/chartex" xmlns:cx1="http://schemas.microsoft.com/office/drawing/2015/9/8/chartex" xmlns:cx2="http://schemas.microsoft.com/office/drawing/2015/10/21/chartex" xmlns:cx3="http://schemas.microsoft.com/office/drawing/2016/5/9/chartex" xmlns:cx4="http://schemas.microsoft.com/office/drawing/2016/5/10/chartex" xmlns:cx5="http://schemas.microsoft.com/office/drawing/2016/5/11/chartex" xmlns:cx6="http://schemas.microsoft.com/office/drawing/2016/5/12/chartex" xmlns:cx7="http://schemas.microsoft.com/office/drawing/2016/5/13/chartex" xmlns:cx8="http://schemas.microsoft.com/office/drawing/2016/5/14/chartex" xmlns:mc="http://schemas.openxmlformats.org/markup-compatibility/2006" xmlns:aink="http://schemas.microsoft.com/office/drawing/2016/ink" xmlns:am3d="http://schemas.microsoft.com/office/drawing/2017/model3d" xmlns:o="urn:schemas-microsoft-com:office:office" xmlns:oel="http://schemas.microsoft.com/office/2019/extlst" xmlns:r="http://schemas.openxmlformats.org/officeDocument/2006/relationships" xmlns:m="http://schemas.openxmlformats.org/officeDocument/2006/math" xmlns:v="urn:schemas-microsoft-com:vml" xmlns:wp14="http://schemas.microsoft.com/office/word/2010/wordprocessingDrawing" xmlns:wp="http://schemas.openxmlformats.org/drawingml/2006/wordprocessingDrawing" xmlns:w10="urn:schemas-microsoft-com:office:word" xmlns:w="http://schemas.openxmlformats.org/wordprocessingml/2006/main" xmlns:w14="http://schemas.microsoft.com/office/word/2010/wordml" xmlns:w15="http://schemas.microsoft.com/office/word/2012/wordml" xmlns:w16cex="http://schemas.microsoft.com/office/word/2018/wordml/cex" xmlns:w16cid="http://schemas.microsoft.com/office/word/2016/wordml/cid" xmlns:w16="http://schemas.microsoft.com/office/word/2018/wordml" xmlns:w16du="http://schemas.microsoft.com/office/word/2023/wordml/word16du" xmlns:w16sdtdh="http://schemas.microsoft.com/office/word/2020/wordml/sdtdatahash" xmlns:w16sdtfl="http://schemas.microsoft.com/office/word/2024/wordml/sdtformatlock" xmlns:w16se="http://schemas.microsoft.com/office/word/2015/wordml/symex" xmlns:wpg="http://schemas.microsoft.com/office/word/2010/wordprocessingGroup" xmlns:wpi="http://schemas.microsoft.com/office/word/2010/wordprocessingInk" xmlns:wne="http://schemas.microsoft.com/office/word/2006/wordml" xmlns:wps="http://schemas.microsoft.com/office/word/2010/wordprocessingShape" mc:Ignorable="w14 w15 w16se w16cid w16 w16cex w16sdtdh w16sdtfl w16du wp14">
+<w:endnotes xmlns:wpc="http://schemas.microsoft.com/office/word/2010/wordprocessingCanvas" xmlns:cx="http://schemas.microsoft.com/office/drawing/2014/chartex" xmlns:cx1="http://schemas.microsoft.com/office/drawing/2015/9/8/chartex" xmlns:cx2="http://schemas.microsoft.com/office/drawing/2015/10/21/chartex" xmlns:cx3="http://schemas.microsoft.com/office/drawing/2016/5/9/chartex" xmlns:cx4="http://schemas.microsoft.com/office/drawing/2016/5/10/chartex" xmlns:cx5="http://schemas.microsoft.com/office/drawing/2016/5/11/chartex" xmlns:cx6="http://schemas.microsoft.com/office/drawing/2016/5/12/chartex" xmlns:cx7="http://schemas.microsoft.com/office/drawing/2016/5/13/chartex" xmlns:cx8="http://schemas.microsoft.com/office/drawing/2016/5/14/chartex" xmlns:mc="http://schemas.openxmlformats.org/markup-compatibility/2006" xmlns:aink="http://schemas.microsoft.com/office/drawing/2016/ink" xmlns:am3d="http://schemas.microsoft.com/office/drawing/2017/model3d" xmlns:o="urn:schemas-microsoft-com:office:office" xmlns:oel="http://schemas.microsoft.com/office/2019/extlst" xmlns:r="http://schemas.openxmlformats.org/officeDocument/2006/relationships" xmlns:m="http://schemas.openxmlformats.org/officeDocument/2006/math" xmlns:v="urn:schemas-microsoft-com:vml" xmlns:wp14="http://schemas.microsoft.com/office/word/2010/wordprocessingDrawing" xmlns:wp="http://schemas.openxmlformats.org/drawingml/2006/wordprocessingDrawing" xmlns:w10="urn:schemas-microsoft-com:office:word" xmlns:w="http://schemas.openxmlformats.org/wordprocessingml/2006/main" xmlns:w14="http://schemas.microsoft.com/office/word/2010/wordml" xmlns:w15="http://schemas.microsoft.com/office/word/2012/wordml" xmlns:w16cex="http://schemas.microsoft.com/office/word/2018/wordml/cex" xmlns:w16cid="http://schemas.microsoft.com/office/word/2016/wordml/cid" xmlns:w16="http://schemas.microsoft.com/office/word/2018/wordml" xmlns:w16sdtdh="http://schemas.microsoft.com/office/word/2020/wordml/sdtdatahash" xmlns:w16se="http://schemas.microsoft.com/office/word/2015/wordml/symex" xmlns:wpg="http://schemas.microsoft.com/office/word/2010/wordprocessingGroup" xmlns:wpi="http://schemas.microsoft.com/office/word/2010/wordprocessingInk" xmlns:wne="http://schemas.microsoft.com/office/word/2006/wordml" xmlns:wps="http://schemas.microsoft.com/office/word/2010/wordprocessingShape" mc:Ignorable="w14 w15 w16se w16cid w16 w16cex w16sdtdh wp14">
   <w:endnote w:type="separator" w:id="-1">
     <w:p>
       <w:r>
@@ -17039,7 +17026,7 @@
 </file>
 
 <file path=word/footer1.xml><?xml version="1.0" encoding="utf-8"?>
-<w:ftr xmlns:wpc="http://schemas.microsoft.com/office/word/2010/wordprocessingCanvas" xmlns:cx="http://schemas.microsoft.com/office/drawing/2014/chartex" xmlns:cx1="http://schemas.microsoft.com/office/drawing/2015/9/8/chartex" xmlns:cx2="http://schemas.microsoft.com/office/drawing/2015/10/21/chartex" xmlns:cx3="http://schemas.microsoft.com/office/drawing/2016/5/9/chartex" xmlns:cx4="http://schemas.microsoft.com/office/drawing/2016/5/10/chartex" xmlns:cx5="http://schemas.microsoft.com/office/drawing/2016/5/11/chartex" xmlns:cx6="http://schemas.microsoft.com/office/drawing/2016/5/12/chartex" xmlns:cx7="http://schemas.microsoft.com/office/drawing/2016/5/13/chartex" xmlns:cx8="http://schemas.microsoft.com/office/drawing/2016/5/14/chartex" xmlns:mc="http://schemas.openxmlformats.org/markup-compatibility/2006" xmlns:aink="http://schemas.microsoft.com/office/drawing/2016/ink" xmlns:am3d="http://schemas.microsoft.com/office/drawing/2017/model3d" xmlns:o="urn:schemas-microsoft-com:office:office" xmlns:oel="http://schemas.microsoft.com/office/2019/extlst" xmlns:r="http://schemas.openxmlformats.org/officeDocument/2006/relationships" xmlns:m="http://schemas.openxmlformats.org/officeDocument/2006/math" xmlns:v="urn:schemas-microsoft-com:vml" xmlns:wp14="http://schemas.microsoft.com/office/word/2010/wordprocessingDrawing" xmlns:wp="http://schemas.openxmlformats.org/drawingml/2006/wordprocessingDrawing" xmlns:w10="urn:schemas-microsoft-com:office:word" xmlns:w="http://schemas.openxmlformats.org/wordprocessingml/2006/main" xmlns:w14="http://schemas.microsoft.com/office/word/2010/wordml" xmlns:w15="http://schemas.microsoft.com/office/word/2012/wordml" xmlns:w16cex="http://schemas.microsoft.com/office/word/2018/wordml/cex" xmlns:w16cid="http://schemas.microsoft.com/office/word/2016/wordml/cid" xmlns:w16="http://schemas.microsoft.com/office/word/2018/wordml" xmlns:w16du="http://schemas.microsoft.com/office/word/2023/wordml/word16du" xmlns:w16sdtdh="http://schemas.microsoft.com/office/word/2020/wordml/sdtdatahash" xmlns:w16sdtfl="http://schemas.microsoft.com/office/word/2024/wordml/sdtformatlock" xmlns:w16se="http://schemas.microsoft.com/office/word/2015/wordml/symex" xmlns:wpg="http://schemas.microsoft.com/office/word/2010/wordprocessingGroup" xmlns:wpi="http://schemas.microsoft.com/office/word/2010/wordprocessingInk" xmlns:wne="http://schemas.microsoft.com/office/word/2006/wordml" xmlns:wps="http://schemas.microsoft.com/office/word/2010/wordprocessingShape" mc:Ignorable="w14 w15 w16se w16cid w16 w16cex w16sdtdh w16sdtfl w16du wp14">
+<w:ftr xmlns:wpc="http://schemas.microsoft.com/office/word/2010/wordprocessingCanvas" xmlns:cx="http://schemas.microsoft.com/office/drawing/2014/chartex" xmlns:cx1="http://schemas.microsoft.com/office/drawing/2015/9/8/chartex" xmlns:cx2="http://schemas.microsoft.com/office/drawing/2015/10/21/chartex" xmlns:cx3="http://schemas.microsoft.com/office/drawing/2016/5/9/chartex" xmlns:cx4="http://schemas.microsoft.com/office/drawing/2016/5/10/chartex" xmlns:cx5="http://schemas.microsoft.com/office/drawing/2016/5/11/chartex" xmlns:cx6="http://schemas.microsoft.com/office/drawing/2016/5/12/chartex" xmlns:cx7="http://schemas.microsoft.com/office/drawing/2016/5/13/chartex" xmlns:cx8="http://schemas.microsoft.com/office/drawing/2016/5/14/chartex" xmlns:mc="http://schemas.openxmlformats.org/markup-compatibility/2006" xmlns:aink="http://schemas.microsoft.com/office/drawing/2016/ink" xmlns:am3d="http://schemas.microsoft.com/office/drawing/2017/model3d" xmlns:o="urn:schemas-microsoft-com:office:office" xmlns:oel="http://schemas.microsoft.com/office/2019/extlst" xmlns:r="http://schemas.openxmlformats.org/officeDocument/2006/relationships" xmlns:m="http://schemas.openxmlformats.org/officeDocument/2006/math" xmlns:v="urn:schemas-microsoft-com:vml" xmlns:wp14="http://schemas.microsoft.com/office/word/2010/wordprocessingDrawing" xmlns:wp="http://schemas.openxmlformats.org/drawingml/2006/wordprocessingDrawing" xmlns:w10="urn:schemas-microsoft-com:office:word" xmlns:w="http://schemas.openxmlformats.org/wordprocessingml/2006/main" xmlns:w14="http://schemas.microsoft.com/office/word/2010/wordml" xmlns:w15="http://schemas.microsoft.com/office/word/2012/wordml" xmlns:w16cex="http://schemas.microsoft.com/office/word/2018/wordml/cex" xmlns:w16cid="http://schemas.microsoft.com/office/word/2016/wordml/cid" xmlns:w16="http://schemas.microsoft.com/office/word/2018/wordml" xmlns:w16sdtdh="http://schemas.microsoft.com/office/word/2020/wordml/sdtdatahash" xmlns:w16se="http://schemas.microsoft.com/office/word/2015/wordml/symex" xmlns:wpg="http://schemas.microsoft.com/office/word/2010/wordprocessingGroup" xmlns:wpi="http://schemas.microsoft.com/office/word/2010/wordprocessingInk" xmlns:wne="http://schemas.microsoft.com/office/word/2006/wordml" xmlns:wps="http://schemas.microsoft.com/office/word/2010/wordprocessingShape" mc:Ignorable="w14 w15 w16se w16cid w16 w16cex w16sdtdh wp14">
   <w:p>
     <w:pPr>
       <w:pStyle w:val="Corpotesto"/>
@@ -17251,7 +17238,7 @@
             </wp:anchor>
           </w:drawing>
         </mc:Choice>
-        <mc:Fallback>
+        <mc:Fallback xmlns:w16sdtfl="http://schemas.microsoft.com/office/word/2024/wordml/sdtformatlock" xmlns:w16du="http://schemas.microsoft.com/office/word/2023/wordml/word16du">
           <w:pict>
             <v:shapetype w14:anchorId="5E5DE6F3" id="_x0000_t202" coordsize="21600,21600" o:spt="202" path="m,l,21600r21600,l21600,xe">
               <v:stroke joinstyle="miter"/>
@@ -17425,7 +17412,7 @@
 </file>
 
 <file path=word/footer2.xml><?xml version="1.0" encoding="utf-8"?>
-<w:ftr xmlns:wpc="http://schemas.microsoft.com/office/word/2010/wordprocessingCanvas" xmlns:cx="http://schemas.microsoft.com/office/drawing/2014/chartex" xmlns:cx1="http://schemas.microsoft.com/office/drawing/2015/9/8/chartex" xmlns:cx2="http://schemas.microsoft.com/office/drawing/2015/10/21/chartex" xmlns:cx3="http://schemas.microsoft.com/office/drawing/2016/5/9/chartex" xmlns:cx4="http://schemas.microsoft.com/office/drawing/2016/5/10/chartex" xmlns:cx5="http://schemas.microsoft.com/office/drawing/2016/5/11/chartex" xmlns:cx6="http://schemas.microsoft.com/office/drawing/2016/5/12/chartex" xmlns:cx7="http://schemas.microsoft.com/office/drawing/2016/5/13/chartex" xmlns:cx8="http://schemas.microsoft.com/office/drawing/2016/5/14/chartex" xmlns:mc="http://schemas.openxmlformats.org/markup-compatibility/2006" xmlns:aink="http://schemas.microsoft.com/office/drawing/2016/ink" xmlns:am3d="http://schemas.microsoft.com/office/drawing/2017/model3d" xmlns:o="urn:schemas-microsoft-com:office:office" xmlns:oel="http://schemas.microsoft.com/office/2019/extlst" xmlns:r="http://schemas.openxmlformats.org/officeDocument/2006/relationships" xmlns:m="http://schemas.openxmlformats.org/officeDocument/2006/math" xmlns:v="urn:schemas-microsoft-com:vml" xmlns:wp14="http://schemas.microsoft.com/office/word/2010/wordprocessingDrawing" xmlns:wp="http://schemas.openxmlformats.org/drawingml/2006/wordprocessingDrawing" xmlns:w10="urn:schemas-microsoft-com:office:word" xmlns:w="http://schemas.openxmlformats.org/wordprocessingml/2006/main" xmlns:w14="http://schemas.microsoft.com/office/word/2010/wordml" xmlns:w15="http://schemas.microsoft.com/office/word/2012/wordml" xmlns:w16cex="http://schemas.microsoft.com/office/word/2018/wordml/cex" xmlns:w16cid="http://schemas.microsoft.com/office/word/2016/wordml/cid" xmlns:w16="http://schemas.microsoft.com/office/word/2018/wordml" xmlns:w16du="http://schemas.microsoft.com/office/word/2023/wordml/word16du" xmlns:w16sdtdh="http://schemas.microsoft.com/office/word/2020/wordml/sdtdatahash" xmlns:w16sdtfl="http://schemas.microsoft.com/office/word/2024/wordml/sdtformatlock" xmlns:w16se="http://schemas.microsoft.com/office/word/2015/wordml/symex" xmlns:wpg="http://schemas.microsoft.com/office/word/2010/wordprocessingGroup" xmlns:wpi="http://schemas.microsoft.com/office/word/2010/wordprocessingInk" xmlns:wne="http://schemas.microsoft.com/office/word/2006/wordml" xmlns:wps="http://schemas.microsoft.com/office/word/2010/wordprocessingShape" mc:Ignorable="w14 w15 w16se w16cid w16 w16cex w16sdtdh w16sdtfl w16du wp14">
+<w:ftr xmlns:wpc="http://schemas.microsoft.com/office/word/2010/wordprocessingCanvas" xmlns:cx="http://schemas.microsoft.com/office/drawing/2014/chartex" xmlns:cx1="http://schemas.microsoft.com/office/drawing/2015/9/8/chartex" xmlns:cx2="http://schemas.microsoft.com/office/drawing/2015/10/21/chartex" xmlns:cx3="http://schemas.microsoft.com/office/drawing/2016/5/9/chartex" xmlns:cx4="http://schemas.microsoft.com/office/drawing/2016/5/10/chartex" xmlns:cx5="http://schemas.microsoft.com/office/drawing/2016/5/11/chartex" xmlns:cx6="http://schemas.microsoft.com/office/drawing/2016/5/12/chartex" xmlns:cx7="http://schemas.microsoft.com/office/drawing/2016/5/13/chartex" xmlns:cx8="http://schemas.microsoft.com/office/drawing/2016/5/14/chartex" xmlns:mc="http://schemas.openxmlformats.org/markup-compatibility/2006" xmlns:aink="http://schemas.microsoft.com/office/drawing/2016/ink" xmlns:am3d="http://schemas.microsoft.com/office/drawing/2017/model3d" xmlns:o="urn:schemas-microsoft-com:office:office" xmlns:oel="http://schemas.microsoft.com/office/2019/extlst" xmlns:r="http://schemas.openxmlformats.org/officeDocument/2006/relationships" xmlns:m="http://schemas.openxmlformats.org/officeDocument/2006/math" xmlns:v="urn:schemas-microsoft-com:vml" xmlns:wp14="http://schemas.microsoft.com/office/word/2010/wordprocessingDrawing" xmlns:wp="http://schemas.openxmlformats.org/drawingml/2006/wordprocessingDrawing" xmlns:w10="urn:schemas-microsoft-com:office:word" xmlns:w="http://schemas.openxmlformats.org/wordprocessingml/2006/main" xmlns:w14="http://schemas.microsoft.com/office/word/2010/wordml" xmlns:w15="http://schemas.microsoft.com/office/word/2012/wordml" xmlns:w16cex="http://schemas.microsoft.com/office/word/2018/wordml/cex" xmlns:w16cid="http://schemas.microsoft.com/office/word/2016/wordml/cid" xmlns:w16="http://schemas.microsoft.com/office/word/2018/wordml" xmlns:w16sdtdh="http://schemas.microsoft.com/office/word/2020/wordml/sdtdatahash" xmlns:w16se="http://schemas.microsoft.com/office/word/2015/wordml/symex" xmlns:wpg="http://schemas.microsoft.com/office/word/2010/wordprocessingGroup" xmlns:wpi="http://schemas.microsoft.com/office/word/2010/wordprocessingInk" xmlns:wne="http://schemas.microsoft.com/office/word/2006/wordml" xmlns:wps="http://schemas.microsoft.com/office/word/2010/wordprocessingShape" mc:Ignorable="w14 w15 w16se w16cid w16 w16cex w16sdtdh wp14">
   <w:p>
     <w:pPr>
       <w:pStyle w:val="Corpotesto"/>
@@ -17440,7 +17427,7 @@
 </file>
 
 <file path=word/footnotes.xml><?xml version="1.0" encoding="utf-8"?>
-<w:footnotes xmlns:wpc="http://schemas.microsoft.com/office/word/2010/wordprocessingCanvas" xmlns:cx="http://schemas.microsoft.com/office/drawing/2014/chartex" xmlns:cx1="http://schemas.microsoft.com/office/drawing/2015/9/8/chartex" xmlns:cx2="http://schemas.microsoft.com/office/drawing/2015/10/21/chartex" xmlns:cx3="http://schemas.microsoft.com/office/drawing/2016/5/9/chartex" xmlns:cx4="http://schemas.microsoft.com/office/drawing/2016/5/10/chartex" xmlns:cx5="http://schemas.microsoft.com/office/drawing/2016/5/11/chartex" xmlns:cx6="http://schemas.microsoft.com/office/drawing/2016/5/12/chartex" xmlns:cx7="http://schemas.microsoft.com/office/drawing/2016/5/13/chartex" xmlns:cx8="http://schemas.microsoft.com/office/drawing/2016/5/14/chartex" xmlns:mc="http://schemas.openxmlformats.org/markup-compatibility/2006" xmlns:aink="http://schemas.microsoft.com/office/drawing/2016/ink" xmlns:am3d="http://schemas.microsoft.com/office/drawing/2017/model3d" xmlns:o="urn:schemas-microsoft-com:office:office" xmlns:oel="http://schemas.microsoft.com/office/2019/extlst" xmlns:r="http://schemas.openxmlformats.org/officeDocument/2006/relationships" xmlns:m="http://schemas.openxmlformats.org/officeDocument/2006/math" xmlns:v="urn:schemas-microsoft-com:vml" xmlns:wp14="http://schemas.microsoft.com/office/word/2010/wordprocessingDrawing" xmlns:wp="http://schemas.openxmlformats.org/drawingml/2006/wordprocessingDrawing" xmlns:w10="urn:schemas-microsoft-com:office:word" xmlns:w="http://schemas.openxmlformats.org/wordprocessingml/2006/main" xmlns:w14="http://schemas.microsoft.com/office/word/2010/wordml" xmlns:w15="http://schemas.microsoft.com/office/word/2012/wordml" xmlns:w16cex="http://schemas.microsoft.com/office/word/2018/wordml/cex" xmlns:w16cid="http://schemas.microsoft.com/office/word/2016/wordml/cid" xmlns:w16="http://schemas.microsoft.com/office/word/2018/wordml" xmlns:w16du="http://schemas.microsoft.com/office/word/2023/wordml/word16du" xmlns:w16sdtdh="http://schemas.microsoft.com/office/word/2020/wordml/sdtdatahash" xmlns:w16sdtfl="http://schemas.microsoft.com/office/word/2024/wordml/sdtformatlock" xmlns:w16se="http://schemas.microsoft.com/office/word/2015/wordml/symex" xmlns:wpg="http://schemas.microsoft.com/office/word/2010/wordprocessingGroup" xmlns:wpi="http://schemas.microsoft.com/office/word/2010/wordprocessingInk" xmlns:wne="http://schemas.microsoft.com/office/word/2006/wordml" xmlns:wps="http://schemas.microsoft.com/office/word/2010/wordprocessingShape" mc:Ignorable="w14 w15 w16se w16cid w16 w16cex w16sdtdh w16sdtfl w16du wp14">
+<w:footnotes xmlns:wpc="http://schemas.microsoft.com/office/word/2010/wordprocessingCanvas" xmlns:cx="http://schemas.microsoft.com/office/drawing/2014/chartex" xmlns:cx1="http://schemas.microsoft.com/office/drawing/2015/9/8/chartex" xmlns:cx2="http://schemas.microsoft.com/office/drawing/2015/10/21/chartex" xmlns:cx3="http://schemas.microsoft.com/office/drawing/2016/5/9/chartex" xmlns:cx4="http://schemas.microsoft.com/office/drawing/2016/5/10/chartex" xmlns:cx5="http://schemas.microsoft.com/office/drawing/2016/5/11/chartex" xmlns:cx6="http://schemas.microsoft.com/office/drawing/2016/5/12/chartex" xmlns:cx7="http://schemas.microsoft.com/office/drawing/2016/5/13/chartex" xmlns:cx8="http://schemas.microsoft.com/office/drawing/2016/5/14/chartex" xmlns:mc="http://schemas.openxmlformats.org/markup-compatibility/2006" xmlns:aink="http://schemas.microsoft.com/office/drawing/2016/ink" xmlns:am3d="http://schemas.microsoft.com/office/drawing/2017/model3d" xmlns:o="urn:schemas-microsoft-com:office:office" xmlns:oel="http://schemas.microsoft.com/office/2019/extlst" xmlns:r="http://schemas.openxmlformats.org/officeDocument/2006/relationships" xmlns:m="http://schemas.openxmlformats.org/officeDocument/2006/math" xmlns:v="urn:schemas-microsoft-com:vml" xmlns:wp14="http://schemas.microsoft.com/office/word/2010/wordprocessingDrawing" xmlns:wp="http://schemas.openxmlformats.org/drawingml/2006/wordprocessingDrawing" xmlns:w10="urn:schemas-microsoft-com:office:word" xmlns:w="http://schemas.openxmlformats.org/wordprocessingml/2006/main" xmlns:w14="http://schemas.microsoft.com/office/word/2010/wordml" xmlns:w15="http://schemas.microsoft.com/office/word/2012/wordml" xmlns:w16cex="http://schemas.microsoft.com/office/word/2018/wordml/cex" xmlns:w16cid="http://schemas.microsoft.com/office/word/2016/wordml/cid" xmlns:w16="http://schemas.microsoft.com/office/word/2018/wordml" xmlns:w16sdtdh="http://schemas.microsoft.com/office/word/2020/wordml/sdtdatahash" xmlns:w16se="http://schemas.microsoft.com/office/word/2015/wordml/symex" xmlns:wpg="http://schemas.microsoft.com/office/word/2010/wordprocessingGroup" xmlns:wpi="http://schemas.microsoft.com/office/word/2010/wordprocessingInk" xmlns:wne="http://schemas.microsoft.com/office/word/2006/wordml" xmlns:wps="http://schemas.microsoft.com/office/word/2010/wordprocessingShape" mc:Ignorable="w14 w15 w16se w16cid w16 w16cex w16sdtdh wp14">
   <w:footnote w:type="separator" w:id="-1">
     <w:p>
       <w:r>
@@ -17459,7 +17446,7 @@
 </file>
 
 <file path=word/numbering.xml><?xml version="1.0" encoding="utf-8"?>
-<w:numbering xmlns:wpc="http://schemas.microsoft.com/office/word/2010/wordprocessingCanvas" xmlns:cx="http://schemas.microsoft.com/office/drawing/2014/chartex" xmlns:cx1="http://schemas.microsoft.com/office/drawing/2015/9/8/chartex" xmlns:cx2="http://schemas.microsoft.com/office/drawing/2015/10/21/chartex" xmlns:cx3="http://schemas.microsoft.com/office/drawing/2016/5/9/chartex" xmlns:cx4="http://schemas.microsoft.com/office/drawing/2016/5/10/chartex" xmlns:cx5="http://schemas.microsoft.com/office/drawing/2016/5/11/chartex" xmlns:cx6="http://schemas.microsoft.com/office/drawing/2016/5/12/chartex" xmlns:cx7="http://schemas.microsoft.com/office/drawing/2016/5/13/chartex" xmlns:cx8="http://schemas.microsoft.com/office/drawing/2016/5/14/chartex" xmlns:mc="http://schemas.openxmlformats.org/markup-compatibility/2006" xmlns:aink="http://schemas.microsoft.com/office/drawing/2016/ink" xmlns:am3d="http://schemas.microsoft.com/office/drawing/2017/model3d" xmlns:o="urn:schemas-microsoft-com:office:office" xmlns:oel="http://schemas.microsoft.com/office/2019/extlst" xmlns:r="http://schemas.openxmlformats.org/officeDocument/2006/relationships" xmlns:m="http://schemas.openxmlformats.org/officeDocument/2006/math" xmlns:v="urn:schemas-microsoft-com:vml" xmlns:wp14="http://schemas.microsoft.com/office/word/2010/wordprocessingDrawing" xmlns:wp="http://schemas.openxmlformats.org/drawingml/2006/wordprocessingDrawing" xmlns:w10="urn:schemas-microsoft-com:office:word" xmlns:w="http://schemas.openxmlformats.org/wordprocessingml/2006/main" xmlns:w14="http://schemas.microsoft.com/office/word/2010/wordml" xmlns:w15="http://schemas.microsoft.com/office/word/2012/wordml" xmlns:w16cex="http://schemas.microsoft.com/office/word/2018/wordml/cex" xmlns:w16cid="http://schemas.microsoft.com/office/word/2016/wordml/cid" xmlns:w16="http://schemas.microsoft.com/office/word/2018/wordml" xmlns:w16du="http://schemas.microsoft.com/office/word/2023/wordml/word16du" xmlns:w16sdtdh="http://schemas.microsoft.com/office/word/2020/wordml/sdtdatahash" xmlns:w16sdtfl="http://schemas.microsoft.com/office/word/2024/wordml/sdtformatlock" xmlns:w16se="http://schemas.microsoft.com/office/word/2015/wordml/symex" xmlns:wpg="http://schemas.microsoft.com/office/word/2010/wordprocessingGroup" xmlns:wpi="http://schemas.microsoft.com/office/word/2010/wordprocessingInk" xmlns:wne="http://schemas.microsoft.com/office/word/2006/wordml" xmlns:wps="http://schemas.microsoft.com/office/word/2010/wordprocessingShape" mc:Ignorable="w14 w15 w16se w16cid w16 w16cex w16sdtdh w16sdtfl w16du wp14">
+<w:numbering xmlns:wpc="http://schemas.microsoft.com/office/word/2010/wordprocessingCanvas" xmlns:cx="http://schemas.microsoft.com/office/drawing/2014/chartex" xmlns:cx1="http://schemas.microsoft.com/office/drawing/2015/9/8/chartex" xmlns:cx2="http://schemas.microsoft.com/office/drawing/2015/10/21/chartex" xmlns:cx3="http://schemas.microsoft.com/office/drawing/2016/5/9/chartex" xmlns:cx4="http://schemas.microsoft.com/office/drawing/2016/5/10/chartex" xmlns:cx5="http://schemas.microsoft.com/office/drawing/2016/5/11/chartex" xmlns:cx6="http://schemas.microsoft.com/office/drawing/2016/5/12/chartex" xmlns:cx7="http://schemas.microsoft.com/office/drawing/2016/5/13/chartex" xmlns:cx8="http://schemas.microsoft.com/office/drawing/2016/5/14/chartex" xmlns:mc="http://schemas.openxmlformats.org/markup-compatibility/2006" xmlns:aink="http://schemas.microsoft.com/office/drawing/2016/ink" xmlns:am3d="http://schemas.microsoft.com/office/drawing/2017/model3d" xmlns:o="urn:schemas-microsoft-com:office:office" xmlns:oel="http://schemas.microsoft.com/office/2019/extlst" xmlns:r="http://schemas.openxmlformats.org/officeDocument/2006/relationships" xmlns:m="http://schemas.openxmlformats.org/officeDocument/2006/math" xmlns:v="urn:schemas-microsoft-com:vml" xmlns:wp14="http://schemas.microsoft.com/office/word/2010/wordprocessingDrawing" xmlns:wp="http://schemas.openxmlformats.org/drawingml/2006/wordprocessingDrawing" xmlns:w10="urn:schemas-microsoft-com:office:word" xmlns:w="http://schemas.openxmlformats.org/wordprocessingml/2006/main" xmlns:w14="http://schemas.microsoft.com/office/word/2010/wordml" xmlns:w15="http://schemas.microsoft.com/office/word/2012/wordml" xmlns:w16cex="http://schemas.microsoft.com/office/word/2018/wordml/cex" xmlns:w16cid="http://schemas.microsoft.com/office/word/2016/wordml/cid" xmlns:w16="http://schemas.microsoft.com/office/word/2018/wordml" xmlns:w16sdtdh="http://schemas.microsoft.com/office/word/2020/wordml/sdtdatahash" xmlns:w16se="http://schemas.microsoft.com/office/word/2015/wordml/symex" xmlns:wpg="http://schemas.microsoft.com/office/word/2010/wordprocessingGroup" xmlns:wpi="http://schemas.microsoft.com/office/word/2010/wordprocessingInk" xmlns:wne="http://schemas.microsoft.com/office/word/2006/wordml" xmlns:wps="http://schemas.microsoft.com/office/word/2010/wordprocessingShape" mc:Ignorable="w14 w15 w16se w16cid w16 w16cex w16sdtdh wp14">
   <w:abstractNum w:abstractNumId="0" w15:restartNumberingAfterBreak="0">
     <w:nsid w:val="55D933C3"/>
     <w:multiLevelType w:val="hybridMultilevel"/>
@@ -17714,7 +17701,7 @@
 </file>
 
 <file path=word/styles.xml><?xml version="1.0" encoding="utf-8"?>
-<w:styles xmlns:mc="http://schemas.openxmlformats.org/markup-compatibility/2006" xmlns:r="http://schemas.openxmlformats.org/officeDocument/2006/relationships" xmlns:w="http://schemas.openxmlformats.org/wordprocessingml/2006/main" xmlns:w14="http://schemas.microsoft.com/office/word/2010/wordml" xmlns:w15="http://schemas.microsoft.com/office/word/2012/wordml" xmlns:w16cex="http://schemas.microsoft.com/office/word/2018/wordml/cex" xmlns:w16cid="http://schemas.microsoft.com/office/word/2016/wordml/cid" xmlns:w16="http://schemas.microsoft.com/office/word/2018/wordml" xmlns:w16du="http://schemas.microsoft.com/office/word/2023/wordml/word16du" xmlns:w16sdtdh="http://schemas.microsoft.com/office/word/2020/wordml/sdtdatahash" xmlns:w16sdtfl="http://schemas.microsoft.com/office/word/2024/wordml/sdtformatlock" xmlns:w16se="http://schemas.microsoft.com/office/word/2015/wordml/symex" mc:Ignorable="w14 w15 w16se w16cid w16 w16cex w16sdtdh w16sdtfl w16du">
+<w:styles xmlns:mc="http://schemas.openxmlformats.org/markup-compatibility/2006" xmlns:r="http://schemas.openxmlformats.org/officeDocument/2006/relationships" xmlns:w="http://schemas.openxmlformats.org/wordprocessingml/2006/main" xmlns:w14="http://schemas.microsoft.com/office/word/2010/wordml" xmlns:w15="http://schemas.microsoft.com/office/word/2012/wordml" xmlns:w16cex="http://schemas.microsoft.com/office/word/2018/wordml/cex" xmlns:w16cid="http://schemas.microsoft.com/office/word/2016/wordml/cid" xmlns:w16="http://schemas.microsoft.com/office/word/2018/wordml" xmlns:w16sdtdh="http://schemas.microsoft.com/office/word/2020/wordml/sdtdatahash" xmlns:w16se="http://schemas.microsoft.com/office/word/2015/wordml/symex" mc:Ignorable="w14 w15 w16se w16cid w16 w16cex w16sdtdh">
   <w:docDefaults>
     <w:rPrDefault>
       <w:rPr>
@@ -18138,6 +18125,7 @@
   <w:style w:type="character" w:default="1" w:styleId="Carpredefinitoparagrafo">
     <w:name w:val="Default Paragraph Font"/>
     <w:uiPriority w:val="1"/>
+    <w:semiHidden/>
     <w:unhideWhenUsed/>
   </w:style>
   <w:style w:type="table" w:default="1" w:styleId="Tabellanormale">
